--- a/Programacion II/Kit docente/Clase 13/Guion Docente Clase 13 - Control de excepciones.docx
+++ b/Programacion II/Kit docente/Clase 13/Guion Docente Clase 13 - Control de excepciones.docx
@@ -192,13 +192,16 @@
       </w:r>
     </w:p>
     <w:p>
+      <w:pPr>
+        <w:spacing w:before="200" w:after="60"/>
+      </w:pPr>
       <w:r>
         <w:rPr>
-          <w:b w:val="0"/>
-          <w:color w:val="4A4A49"/>
-          <w:sz w:val="22"/>
+          <w:b/>
+          <w:color w:val="1A1C1D"/>
+          <w:sz w:val="32"/>
         </w:rPr>
-        <w:t>Una excepcion es un objeto que Java crea en el momento exacto en que una instruccion no puede cumplir lo que promete, y que interrumpe el flujo normal del programa para buscar a alguien que se haga cargo. No es un mensaje de texto: es un objeto con tipo, mensaje y rastro de llamadas (stack trace). Toda la familia cuelga de Throwable, que se divide en Error (fallas de la maquina virtual, como quedarse sin memoria, que no debemos atrapar) y Exception (fallas del programa o del entorno, que si podemos atender). En VetCare esto se ve todos los dias: cuando la secretaria de la clinica Huellitas escribe 'tres' en el campo edad y el codigo hace Integer.parseInt(txtEdad.getText()), Java no puede convertir esa palabra en numero, entonces fabrica un objeto NumberFormatException, lo lanza hacia arriba y, como nadie lo recibe, el hilo muere: la ventana queda congelada y en la consola aparece el chorro rojo que asusta al usuario. La excepcion no es el enemigo, es el mensajero; el problema es que nadie la esta esperando.</w:t>
+        <w:t>Apoyo por diapositiva</w:t>
       </w:r>
     </w:p>
     <w:p>
@@ -208,47 +211,167 @@
           <w:color w:val="4A4A49"/>
           <w:sz w:val="22"/>
         </w:rPr>
-        <w:t>Java parte las excepciones en dos grupos y esa division decide cuanto codigo debe escribir usted. Las checked (Exception y sus hijas, menos RuntimeException) representan fallas previsibles del mundo exterior: el archivo mascotas.csv que alguien borro, el disco lleno, la carpeta sin permisos; el compilador las vigila y obliga a capturarlas con try-catch o a declararlas con throws, y si no lo hace su proyecto ni siquiera compila. Las unchecked (RuntimeException y sus hijas: NumberFormatException, NullPointerException, ArrayIndexOutOfBoundsException, ArithmeticException) representan errores de programacion o datos que nadie valido, y el compilador las deja pasar en silencio hasta que explotan en ejecucion. La regla practica que le sirve al estudiante es esta: si la falla viene de afuera (archivo, red, base de datos) casi siempre es checked; si la falla viene de adentro (usted no valido, usted no inicializo el objeto, usted se salio del arreglo) casi siempre es unchecked. En VetCare la lectura de datos/mascotas.csv lanza IOException, que es checked, y la conversion de la edad lanza NumberFormatException, que es unchecked; por eso se manejan en lugares distintos del programa y por eso una obliga a escribir throws y la otra no.</w:t>
+        <w:t xml:space="preserve">Todo lo que hay que decir </w:t>
       </w:r>
-    </w:p>
-    <w:p>
+      <w:r>
+        <w:rPr>
+          <w:b/>
+          <w:color w:val="4A4A49"/>
+          <w:sz w:val="22"/>
+        </w:rPr>
+        <w:t>esta proyectado</w:t>
+      </w:r>
       <w:r>
         <w:rPr>
           <w:b w:val="0"/>
           <w:color w:val="4A4A49"/>
           <w:sz w:val="22"/>
         </w:rPr>
-        <w:t>La estructura try-catch-finally tiene una anatomia que conviene explicar despacio. En el try va el codigo que puede fallar y nada mas: entre menos lineas tenga el try, mas facil es saber quien fallo. En los catch va la reaccion, y se escriben del tipo mas especifico al mas general, porque Java entrega la excepcion al primer catch que la acepte; si usted pone catch (Exception e) antes de catch (NumberFormatException e), VS Code marca error de compilacion con el mensaje 'exception has already been caught'. Por la misma razon, al leer el CSV de VetCare, catch (FileNotFoundException e) va antes que catch (IOException e), porque la primera es hija de la segunda. Desde Java 7 se pueden unir tipos hermanos con multi-catch: catch (NumberFormatException | NullPointerException e). El bloque finally se ejecuta siempre, haya o no haya excepcion, e incluso si dentro del try hay un return (lo unico que se lo salta es apagar la maquina virtual con System.exit), y por eso fue durante anios el sitio para cerrar archivos y liberar recursos. Hoy preferimos el try-with-resources, que abre el recurso entre los parentesis del try y lo cierra solo, y funciona con cualquier objeto que implemente la interfaz AutoCloseable, como BufferedReader o PrintWriter: try (BufferedReader lector = new BufferedReader(new FileReader('datos/mascotas.csv'))) { ... }. En VetCare esto significa que si el CSV esta corrupto a la mitad, el archivo igual se cierra y la aplicacion sigue viva con las mascotas que alcanzo a leer.</w:t>
+        <w:t>. Esta seccion dice que subrayar en cada lamina, no repite su contenido.</w:t>
       </w:r>
     </w:p>
     <w:p>
+      <w:r>
+        <w:rPr>
+          <w:b/>
+          <w:color w:val="4A4A49"/>
+          <w:sz w:val="22"/>
+        </w:rPr>
+        <w:t>Una excepcion es un objeto que Java crea en el momento exacto en que...</w:t>
+      </w:r>
       <w:r>
         <w:rPr>
           <w:b w:val="0"/>
           <w:color w:val="4A4A49"/>
           <w:sz w:val="22"/>
         </w:rPr>
-        <w:t>throw y throws se parecen en el nombre y hacen cosas opuestas, y esa confusion es la que mas cuesta en el parcial. throw (sin s) es una instruccion que se ejecuta y lanza un objeto en ese instante: throw new DatoInvalidoException('La edad debe estar entre 0 y 30 anios.'). throws (con s) es una advertencia escrita en la firma del metodo: public void setEdad(String texto) throws DatoInvalidoException, y significa 'yo no resuelvo esto, quien me llame vera que hace'. De ahi sale la regla de capas que usaremos en VetCare: las clases del dominio (Mascota, Dueno, Cita) validan y LANZAN, porque no saben si hay una ventana, una consola o un servidor al otro lado; la capa de interfaz (el JFrame o el menu de consola) CAPTURA y traduce ese error a un JOptionPane que el usuario entiende. Crear una excepcion propia vale la pena por dos motivos: como DatoInvalidoException extiende Exception queda checked, es decir que el compilador no deja que nadie llame a setEdad sin hacerse cargo del error, y ademas el mensaje ya viene escrito en lenguaje de la clinica y no en lenguaje de la maquina: el usuario lee 'La edad debe ser un numero entero' y no 'For input string: tres'.</w:t>
+        <w:t xml:space="preserve"> — 6 vinetas.</w:t>
       </w:r>
     </w:p>
     <w:p>
+      <w:r>
+        <w:rPr>
+          <w:b/>
+          <w:color w:val="4A4A49"/>
+          <w:sz w:val="22"/>
+        </w:rPr>
+        <w:t>Java parte las excepciones en dos grupos y esa division decide cuanto... (1/2)</w:t>
+      </w:r>
       <w:r>
         <w:rPr>
           <w:b w:val="0"/>
           <w:color w:val="4A4A49"/>
           <w:sz w:val="22"/>
         </w:rPr>
-        <w:t>El catch vacio, ese catch (Exception e) { } que aparece cuando VS Code ofrece en la bombilla 'Surround with try/catch' y el estudiante borra el contenido para que no moleste, es el error mas caro del curso. Silencia la falla pero no la arregla: el objeto queda a medio construir, la mascota nunca se agrego a la lista, el usuario cree que guardo y el error reaparece tres pantallas mas adelante como un NullPointerException que no tiene nada que ver con la causa real. Manejar una excepcion significa hacer al menos una de cuatro cosas: informarle al usuario en su idioma, registrar el problema para poder repararlo despues, asumir un valor por defecto que este documentado, o relanzar la excepcion envuelta en otra con mas contexto. Ojo: e.printStackTrace() tampoco es manejar, es apenas dejar una nota en una consola que el usuario final nunca ve. Y la mejor excepcion es la que no ocurre: validar antes de convertir (revisar null, aplicar trim, verificar isEmpty y comprobar el rango) evita el 80 por ciento de los try-catch de VetCare y hace que el codigo se lea como las reglas del negocio.</w:t>
+        <w:t xml:space="preserve"> — 4 vinetas.</w:t>
       </w:r>
     </w:p>
     <w:p>
+      <w:r>
+        <w:rPr>
+          <w:b/>
+          <w:color w:val="4A4A49"/>
+          <w:sz w:val="22"/>
+        </w:rPr>
+        <w:t>Java parte las excepciones en dos grupos y esa division decide cuanto... (2/2)</w:t>
+      </w:r>
       <w:r>
         <w:rPr>
           <w:b w:val="0"/>
           <w:color w:val="4A4A49"/>
           <w:sz w:val="22"/>
         </w:rPr>
-        <w:t>Error tipico del docente que no domina el tema: envolver todo el main en un unico try { ... } catch (Exception e) { } gigante y anunciarle al grupo que 'el programa ya quedo blindado'. Lo que quedo fue ciego: cualquier falla, venga del archivo o de la edad, cae en el mismo saco, se pierde la causa y el usuario no recibe ningun mensaje util. Otras variantes del mismo error son usar excepciones para controlar el flujo normal (lanzar una excepcion para decir que la busqueda no encontro la mascota, en vez de devolver null o un Optional), atrapar Throwable o Error creyendo que 'asi cubro todo', y explicar que las excepciones 'son cuando el programa se dana', lo cual deja al estudiante sin la idea clave: la excepcion es un canal de comunicacion entre la capa que detecta el problema y la capa que sabe como responderle al humano. Antes de la clase practique tres cosas en VS Code: provocar el error de compilacion por catch mal ordenado, mostrar que finally se ejecuta incluso cuando el try hace return, y borrar datos/mascotas.csv para que el grupo vea la diferencia entre FileNotFoundException y IOException; son las tres preguntas que el grupo siempre hace.</w:t>
+        <w:t xml:space="preserve"> — 4 vinetas.</w:t>
+      </w:r>
+    </w:p>
+    <w:p>
+      <w:r>
+        <w:rPr>
+          <w:b/>
+          <w:color w:val="4A4A49"/>
+          <w:sz w:val="22"/>
+        </w:rPr>
+        <w:t>La estructura try-catch-finally tiene una anatomia que conviene... (1/2)</w:t>
+      </w:r>
+      <w:r>
+        <w:rPr>
+          <w:b w:val="0"/>
+          <w:color w:val="4A4A49"/>
+          <w:sz w:val="22"/>
+        </w:rPr>
+        <w:t xml:space="preserve"> — 6 vinetas.</w:t>
+      </w:r>
+    </w:p>
+    <w:p>
+      <w:r>
+        <w:rPr>
+          <w:b/>
+          <w:color w:val="4A4A49"/>
+          <w:sz w:val="22"/>
+        </w:rPr>
+        <w:t>La estructura try-catch-finally tiene una anatomia que conviene... (2/2)</w:t>
+      </w:r>
+      <w:r>
+        <w:rPr>
+          <w:b w:val="0"/>
+          <w:color w:val="4A4A49"/>
+          <w:sz w:val="22"/>
+        </w:rPr>
+        <w:t xml:space="preserve"> — 4 vinetas.</w:t>
+      </w:r>
+    </w:p>
+    <w:p>
+      <w:r>
+        <w:rPr>
+          <w:b/>
+          <w:color w:val="4A4A49"/>
+          <w:sz w:val="22"/>
+        </w:rPr>
+        <w:t>Throw y throws se parecen en el nombre y hacen cosas opuestas, y esa... (1/2)</w:t>
+      </w:r>
+      <w:r>
+        <w:rPr>
+          <w:b w:val="0"/>
+          <w:color w:val="4A4A49"/>
+          <w:sz w:val="22"/>
+        </w:rPr>
+        <w:t xml:space="preserve"> — 2 vinetas.</w:t>
+      </w:r>
+    </w:p>
+    <w:p>
+      <w:r>
+        <w:rPr>
+          <w:b/>
+          <w:color w:val="4A4A49"/>
+          <w:sz w:val="22"/>
+        </w:rPr>
+        <w:t>Throw y throws se parecen en el nombre y hacen cosas opuestas, y esa... (2/2)</w:t>
+      </w:r>
+      <w:r>
+        <w:rPr>
+          <w:b w:val="0"/>
+          <w:color w:val="4A4A49"/>
+          <w:sz w:val="22"/>
+        </w:rPr>
+        <w:t xml:space="preserve"> — 3 vinetas.</w:t>
+      </w:r>
+    </w:p>
+    <w:p>
+      <w:r>
+        <w:rPr>
+          <w:b/>
+          <w:color w:val="4A4A49"/>
+          <w:sz w:val="22"/>
+        </w:rPr>
+        <w:t>El catch vacio, ese catch (Exception e) { } que aparece cuando VS Code...</w:t>
+      </w:r>
+      <w:r>
+        <w:rPr>
+          <w:b w:val="0"/>
+          <w:color w:val="4A4A49"/>
+          <w:sz w:val="22"/>
+        </w:rPr>
+        <w:t xml:space="preserve"> — 7 vinetas.</w:t>
       </w:r>
     </w:p>
     <w:p>

--- a/Programacion II/Kit docente/Clase 13/Guion Docente Clase 13 - Control de excepciones.docx
+++ b/Programacion II/Kit docente/Clase 13/Guion Docente Clase 13 - Control de excepciones.docx
@@ -237,7 +237,7 @@
           <w:color w:val="4A4A49"/>
           <w:sz w:val="22"/>
         </w:rPr>
-        <w:t>Una excepcion es un objeto que Java crea en el momento exacto en que...</w:t>
+        <w:t>Una excepcion es un objeto que Java crea en el momento exacto en que... (1/2)</w:t>
       </w:r>
       <w:r>
         <w:rPr>
@@ -245,7 +245,38 @@
           <w:color w:val="4A4A49"/>
           <w:sz w:val="22"/>
         </w:rPr>
-        <w:t xml:space="preserve"> — 6 vinetas.</w:t>
+        <w:t xml:space="preserve"> — 3 vinetas.</w:t>
+      </w:r>
+    </w:p>
+    <w:p>
+      <w:pPr>
+        <w:pStyle w:val="ListBullet2"/>
+      </w:pPr>
+      <w:r>
+        <w:rPr>
+          <w:b w:val="0"/>
+          <w:color w:val="4A4A49"/>
+          <w:sz w:val="22"/>
+        </w:rPr>
+        <w:t>Toda la familia cuelga de Throwable, que se divide en Error (fallas de la maquina virtual, como quedarse sin memoria, que no debemos atrapar) y Exception (fallas del programa o del entorno, que si podemos atender).</w:t>
+      </w:r>
+    </w:p>
+    <w:p>
+      <w:r>
+        <w:rPr>
+          <w:b/>
+          <w:color w:val="4A4A49"/>
+          <w:sz w:val="22"/>
+        </w:rPr>
+        <w:t>Una excepcion es un objeto que Java crea en el momento exacto en que... (2/2)</w:t>
+      </w:r>
+      <w:r>
+        <w:rPr>
+          <w:b w:val="0"/>
+          <w:color w:val="4A4A49"/>
+          <w:sz w:val="22"/>
+        </w:rPr>
+        <w:t xml:space="preserve"> — 2 vinetas.</w:t>
       </w:r>
     </w:p>
     <w:p>
@@ -299,7 +330,33 @@
           <w:color w:val="4A4A49"/>
           <w:sz w:val="22"/>
         </w:rPr>
-        <w:t xml:space="preserve"> — 6 vinetas.</w:t>
+        <w:t xml:space="preserve"> — 5 vinetas.</w:t>
+      </w:r>
+    </w:p>
+    <w:p>
+      <w:pPr>
+        <w:pStyle w:val="ListBullet2"/>
+      </w:pPr>
+      <w:r>
+        <w:rPr>
+          <w:b w:val="0"/>
+          <w:color w:val="4A4A49"/>
+          <w:sz w:val="22"/>
+        </w:rPr>
+        <w:t>La estructura try-catch-finally tiene una anatomia que conviene explicar despacio.</w:t>
+      </w:r>
+    </w:p>
+    <w:p>
+      <w:pPr>
+        <w:pStyle w:val="ListBullet2"/>
+      </w:pPr>
+      <w:r>
+        <w:rPr>
+          <w:b w:val="0"/>
+          <w:color w:val="4A4A49"/>
+          <w:sz w:val="22"/>
+        </w:rPr>
+        <w:t>En VetCare esto significa que si el CSV esta corrupto a la mitad, el archivo igual se cierra y la aplicacion sigue viva con las mascotas que alcanzo a leer.</w:t>
       </w:r>
     </w:p>
     <w:p>
@@ -317,7 +374,7 @@
           <w:color w:val="4A4A49"/>
           <w:sz w:val="22"/>
         </w:rPr>
-        <w:t xml:space="preserve"> — 4 vinetas.</w:t>
+        <w:t xml:space="preserve"> — 2 vinetas.</w:t>
       </w:r>
     </w:p>
     <w:p>
@@ -327,7 +384,25 @@
           <w:color w:val="4A4A49"/>
           <w:sz w:val="22"/>
         </w:rPr>
-        <w:t>Throw y throws se parecen en el nombre y hacen cosas opuestas, y esa... (1/2)</w:t>
+        <w:t>La estructura try-catch-finally tiene una... — sintaxis</w:t>
+      </w:r>
+      <w:r>
+        <w:rPr>
+          <w:b w:val="0"/>
+          <w:color w:val="4A4A49"/>
+          <w:sz w:val="22"/>
+        </w:rPr>
+        <w:t xml:space="preserve"> — 1 vinetas.</w:t>
+      </w:r>
+    </w:p>
+    <w:p>
+      <w:r>
+        <w:rPr>
+          <w:b/>
+          <w:color w:val="4A4A49"/>
+          <w:sz w:val="22"/>
+        </w:rPr>
+        <w:t>Throw y throws se parecen en el nombre y hacen cosas opuestas, y esa...</w:t>
       </w:r>
       <w:r>
         <w:rPr>
@@ -339,13 +414,88 @@
       </w:r>
     </w:p>
     <w:p>
+      <w:pPr>
+        <w:pStyle w:val="ListBullet2"/>
+      </w:pPr>
+      <w:r>
+        <w:rPr>
+          <w:b w:val="0"/>
+          <w:color w:val="4A4A49"/>
+          <w:sz w:val="22"/>
+        </w:rPr>
+        <w:t>throw y throws se parecen en el nombre y hacen cosas opuestas, y esa confusion es la que mas cuesta en el parcial. throw (sin s) es una instruccion que se ejecuta y lanza un objeto en ese instante: throw. throws (con s) es una advertencia escrita en la firma del metodo: public void setEdad(String texto) throws DatoInvalidoException, y significa 'yo no resuelvo esto, quien me llame vera que hace'.</w:t>
+      </w:r>
+    </w:p>
+    <w:p>
+      <w:pPr>
+        <w:pStyle w:val="ListBullet2"/>
+      </w:pPr>
+      <w:r>
+        <w:rPr>
+          <w:b w:val="0"/>
+          <w:color w:val="4A4A49"/>
+          <w:sz w:val="22"/>
+        </w:rPr>
+        <w:t>De ahi sale la regla de capas que usaremos en VetCare: las clases del dominio (Mascota, Dueno, Cita) validan y LANZAN, porque no saben si hay una ventana, una consola o un servidor al otro lado; la capa de interfaz (el JFrame o el menu de consola) CAPTURA y traduce ese error a un JOptionPane que el usuario entiende.</w:t>
+      </w:r>
+    </w:p>
+    <w:p>
       <w:r>
         <w:rPr>
           <w:b/>
           <w:color w:val="4A4A49"/>
           <w:sz w:val="22"/>
         </w:rPr>
-        <w:t>Throw y throws se parecen en el nombre y hacen cosas opuestas, y esa... (2/2)</w:t>
+        <w:t>Throw y throws se parecen en el nombre y... — sintaxis</w:t>
+      </w:r>
+      <w:r>
+        <w:rPr>
+          <w:b w:val="0"/>
+          <w:color w:val="4A4A49"/>
+          <w:sz w:val="22"/>
+        </w:rPr>
+        <w:t xml:space="preserve"> — 1 vinetas.</w:t>
+      </w:r>
+    </w:p>
+    <w:p>
+      <w:r>
+        <w:rPr>
+          <w:b/>
+          <w:color w:val="4A4A49"/>
+          <w:sz w:val="22"/>
+        </w:rPr>
+        <w:t>El catch vacio, ese catch (Exception e) { } que aparece cuando VS Code... (1/2)</w:t>
+      </w:r>
+      <w:r>
+        <w:rPr>
+          <w:b w:val="0"/>
+          <w:color w:val="4A4A49"/>
+          <w:sz w:val="22"/>
+        </w:rPr>
+        <w:t xml:space="preserve"> — 3 vinetas.</w:t>
+      </w:r>
+    </w:p>
+    <w:p>
+      <w:pPr>
+        <w:pStyle w:val="ListBullet2"/>
+      </w:pPr>
+      <w:r>
+        <w:rPr>
+          <w:b w:val="0"/>
+          <w:color w:val="4A4A49"/>
+          <w:sz w:val="22"/>
+        </w:rPr>
+        <w:t>Y la mejor excepcion es la que no ocurre: validar antes de convertir (revisar null, aplicar trim, verificar isEmpty y comprobar el rango) evita el 80 por ciento de los try-catch de VetCare y hace que el codigo se lea como las reglas del negocio.</w:t>
+      </w:r>
+    </w:p>
+    <w:p>
+      <w:r>
+        <w:rPr>
+          <w:b/>
+          <w:color w:val="4A4A49"/>
+          <w:sz w:val="22"/>
+        </w:rPr>
+        <w:t>El catch vacio, ese catch (Exception e) { } que aparece cuando VS Code... (2/2)</w:t>
       </w:r>
       <w:r>
         <w:rPr>
@@ -363,7 +513,169 @@
           <w:color w:val="4A4A49"/>
           <w:sz w:val="22"/>
         </w:rPr>
-        <w:t>El catch vacio, ese catch (Exception e) { } que aparece cuando VS Code...</w:t>
+        <w:t>DemoExcepcionesVetCare.java — class DemoExcepcionesVetCare</w:t>
+      </w:r>
+      <w:r>
+        <w:rPr>
+          <w:b w:val="0"/>
+          <w:color w:val="4A4A49"/>
+          <w:sz w:val="22"/>
+        </w:rPr>
+        <w:t xml:space="preserve"> — 5 vinetas.</w:t>
+      </w:r>
+    </w:p>
+    <w:p>
+      <w:r>
+        <w:rPr>
+          <w:b/>
+          <w:color w:val="4A4A49"/>
+          <w:sz w:val="22"/>
+        </w:rPr>
+        <w:t>DemoExcepcionesVetCare.java — class DatoInvalidoException</w:t>
+      </w:r>
+      <w:r>
+        <w:rPr>
+          <w:b w:val="0"/>
+          <w:color w:val="4A4A49"/>
+          <w:sz w:val="22"/>
+        </w:rPr>
+        <w:t xml:space="preserve"> — 8 vinetas.</w:t>
+      </w:r>
+    </w:p>
+    <w:p>
+      <w:r>
+        <w:rPr>
+          <w:b/>
+          <w:color w:val="4A4A49"/>
+          <w:sz w:val="22"/>
+        </w:rPr>
+        <w:t>DemoExcepcionesVetCare.java — class Mascota (1/4)</w:t>
+      </w:r>
+      <w:r>
+        <w:rPr>
+          <w:b w:val="0"/>
+          <w:color w:val="4A4A49"/>
+          <w:sz w:val="22"/>
+        </w:rPr>
+        <w:t xml:space="preserve"> — 20 vinetas.</w:t>
+      </w:r>
+    </w:p>
+    <w:p>
+      <w:r>
+        <w:rPr>
+          <w:b/>
+          <w:color w:val="4A4A49"/>
+          <w:sz w:val="22"/>
+        </w:rPr>
+        <w:t>DemoExcepcionesVetCare.java — class Mascota (2/4)</w:t>
+      </w:r>
+      <w:r>
+        <w:rPr>
+          <w:b w:val="0"/>
+          <w:color w:val="4A4A49"/>
+          <w:sz w:val="22"/>
+        </w:rPr>
+        <w:t xml:space="preserve"> — 20 vinetas.</w:t>
+      </w:r>
+    </w:p>
+    <w:p>
+      <w:r>
+        <w:rPr>
+          <w:b/>
+          <w:color w:val="4A4A49"/>
+          <w:sz w:val="22"/>
+        </w:rPr>
+        <w:t>DemoExcepcionesVetCare.java — class Mascota (3/4)</w:t>
+      </w:r>
+      <w:r>
+        <w:rPr>
+          <w:b w:val="0"/>
+          <w:color w:val="4A4A49"/>
+          <w:sz w:val="22"/>
+        </w:rPr>
+        <w:t xml:space="preserve"> — 20 vinetas.</w:t>
+      </w:r>
+    </w:p>
+    <w:p>
+      <w:r>
+        <w:rPr>
+          <w:b/>
+          <w:color w:val="4A4A49"/>
+          <w:sz w:val="22"/>
+        </w:rPr>
+        <w:t>DemoExcepcionesVetCare.java — class Mascota (4/4)</w:t>
+      </w:r>
+      <w:r>
+        <w:rPr>
+          <w:b w:val="0"/>
+          <w:color w:val="4A4A49"/>
+          <w:sz w:val="22"/>
+        </w:rPr>
+        <w:t xml:space="preserve"> — 10 vinetas.</w:t>
+      </w:r>
+    </w:p>
+    <w:p>
+      <w:r>
+        <w:rPr>
+          <w:b/>
+          <w:color w:val="4A4A49"/>
+          <w:sz w:val="22"/>
+        </w:rPr>
+        <w:t>DemoExcepcionesVetCare.java — registrar()</w:t>
+      </w:r>
+      <w:r>
+        <w:rPr>
+          <w:b w:val="0"/>
+          <w:color w:val="4A4A49"/>
+          <w:sz w:val="22"/>
+        </w:rPr>
+        <w:t xml:space="preserve"> — 16 vinetas.</w:t>
+      </w:r>
+    </w:p>
+    <w:p>
+      <w:r>
+        <w:rPr>
+          <w:b/>
+          <w:color w:val="4A4A49"/>
+          <w:sz w:val="22"/>
+        </w:rPr>
+        <w:t>DemoExcepcionesVetCare.java — buscarNombrePorId()</w:t>
+      </w:r>
+      <w:r>
+        <w:rPr>
+          <w:b w:val="0"/>
+          <w:color w:val="4A4A49"/>
+          <w:sz w:val="22"/>
+        </w:rPr>
+        <w:t xml:space="preserve"> — 14 vinetas.</w:t>
+      </w:r>
+    </w:p>
+    <w:p>
+      <w:r>
+        <w:rPr>
+          <w:b/>
+          <w:color w:val="4A4A49"/>
+          <w:sz w:val="22"/>
+        </w:rPr>
+        <w:t>DemoExcepcionesVetCare.java — cargar() (1/2)</w:t>
+      </w:r>
+      <w:r>
+        <w:rPr>
+          <w:b w:val="0"/>
+          <w:color w:val="4A4A49"/>
+          <w:sz w:val="22"/>
+        </w:rPr>
+        <w:t xml:space="preserve"> — 20 vinetas.</w:t>
+      </w:r>
+    </w:p>
+    <w:p>
+      <w:r>
+        <w:rPr>
+          <w:b/>
+          <w:color w:val="4A4A49"/>
+          <w:sz w:val="22"/>
+        </w:rPr>
+        <w:t>DemoExcepcionesVetCare.java — cargar() (2/2)</w:t>
       </w:r>
       <w:r>
         <w:rPr>
@@ -372,6 +684,96 @@
           <w:sz w:val="22"/>
         </w:rPr>
         <w:t xml:space="preserve"> — 7 vinetas.</w:t>
+      </w:r>
+    </w:p>
+    <w:p>
+      <w:r>
+        <w:rPr>
+          <w:b/>
+          <w:color w:val="4A4A49"/>
+          <w:sz w:val="22"/>
+        </w:rPr>
+        <w:t>DemoExcepcionesVetCare.java — guardar()</w:t>
+      </w:r>
+      <w:r>
+        <w:rPr>
+          <w:b w:val="0"/>
+          <w:color w:val="4A4A49"/>
+          <w:sz w:val="22"/>
+        </w:rPr>
+        <w:t xml:space="preserve"> — 16 vinetas.</w:t>
+      </w:r>
+    </w:p>
+    <w:p>
+      <w:r>
+        <w:rPr>
+          <w:b/>
+          <w:color w:val="4A4A49"/>
+          <w:sz w:val="22"/>
+        </w:rPr>
+        <w:t>DemoExcepcionesVetCare.java — malaPractica()</w:t>
+      </w:r>
+      <w:r>
+        <w:rPr>
+          <w:b w:val="0"/>
+          <w:color w:val="4A4A49"/>
+          <w:sz w:val="22"/>
+        </w:rPr>
+        <w:t xml:space="preserve"> — 12 vinetas.</w:t>
+      </w:r>
+    </w:p>
+    <w:p>
+      <w:r>
+        <w:rPr>
+          <w:b/>
+          <w:color w:val="4A4A49"/>
+          <w:sz w:val="22"/>
+        </w:rPr>
+        <w:t>DemoExcepcionesVetCare.java — main() (1/3)</w:t>
+      </w:r>
+      <w:r>
+        <w:rPr>
+          <w:b w:val="0"/>
+          <w:color w:val="4A4A49"/>
+          <w:sz w:val="22"/>
+        </w:rPr>
+        <w:t xml:space="preserve"> — 20 vinetas.</w:t>
+      </w:r>
+    </w:p>
+    <w:p>
+      <w:r>
+        <w:rPr>
+          <w:b/>
+          <w:color w:val="4A4A49"/>
+          <w:sz w:val="22"/>
+        </w:rPr>
+        <w:t>DemoExcepcionesVetCare.java — main() (2/3)</w:t>
+      </w:r>
+      <w:r>
+        <w:rPr>
+          <w:b w:val="0"/>
+          <w:color w:val="4A4A49"/>
+          <w:sz w:val="22"/>
+        </w:rPr>
+        <w:t xml:space="preserve"> — 20 vinetas.</w:t>
+      </w:r>
+    </w:p>
+    <w:p>
+      <w:r>
+        <w:rPr>
+          <w:b/>
+          <w:color w:val="4A4A49"/>
+          <w:sz w:val="22"/>
+        </w:rPr>
+        <w:t>DemoExcepcionesVetCare.java — main() (3/3)</w:t>
+      </w:r>
+      <w:r>
+        <w:rPr>
+          <w:b w:val="0"/>
+          <w:color w:val="4A4A49"/>
+          <w:sz w:val="22"/>
+        </w:rPr>
+        <w:t xml:space="preserve"> — 8 vinetas.</w:t>
       </w:r>
     </w:p>
     <w:p>

--- a/Programacion II/Kit docente/Clase 13/Guion Docente Clase 13 - Control de excepciones.docx
+++ b/Programacion II/Kit docente/Clase 13/Guion Docente Clase 13 - Control de excepciones.docx
@@ -878,7 +878,7 @@
           <w:color w:val="4A4A49"/>
           <w:sz w:val="22"/>
         </w:rPr>
-        <w:t>Cubrir el fundamento de arriba apoyandose en la slide «Teoria Core» y en la de codigo</w:t>
+        <w:t>Cubrir el fundamento de arriba apoyandose en las laminas de concepto y en las de codigo</w:t>
       </w:r>
     </w:p>
     <w:p>
@@ -888,7 +888,7 @@
           <w:color w:val="4A4A49"/>
           <w:sz w:val="22"/>
         </w:rPr>
-        <w:t>proyectable. Cada 8-10 min, amarrar al producto: «esto es lo que van a dejar hoy en VetCare».</w:t>
+        <w:t>(lo que hay que subrayar esta tambien en las notas del presentador de cada lamina). Cada 8-10 min, amarrar al producto: «esto es lo que van a dejar hoy en VetCare».</w:t>
       </w:r>
     </w:p>
     <w:p>
@@ -973,7 +973,36 @@
           <w:color w:val="1A1C1D"/>
           <w:sz w:val="32"/>
         </w:rPr>
-        <w:t>60-105 · Taller guiado = avance del PI</w:t>
+        <w:t>60-105 · Taller guiado (opcional) = avance del PI</w:t>
+      </w:r>
+    </w:p>
+    <w:p>
+      <w:r>
+        <w:rPr>
+          <w:b w:val="0"/>
+          <w:color w:val="4A4A49"/>
+          <w:sz w:val="22"/>
+        </w:rPr>
+        <w:t>Opcional: no tiene lamina en el deck. La guia esta en</w:t>
+      </w:r>
+    </w:p>
+    <w:p>
+      <w:r>
+        <w:rPr>
+          <w:rFonts w:ascii="Consolas" w:hAnsi="Consolas"/>
+          <w:b w:val="0"/>
+          <w:color w:val="111111"/>
+          <w:sz w:val="21"/>
+        </w:rPr>
+        <w:t>Clases/Clase 13 - Control de excepciones/Taller PI - Clase 13 - VetCare.docx</w:t>
+      </w:r>
+      <w:r>
+        <w:rPr>
+          <w:b w:val="0"/>
+          <w:color w:val="4A4A49"/>
+          <w:sz w:val="22"/>
+        </w:rPr>
+        <w:t>; si hoy no se hace, se extiende la demo y la practica libre.</w:t>
       </w:r>
     </w:p>
     <w:p>
@@ -1109,7 +1138,24 @@
           <w:color w:val="4A4A49"/>
           <w:sz w:val="22"/>
         </w:rPr>
-        <w:t>Repasar el checklist de la slide de criterios.</w:t>
+        <w:t xml:space="preserve">Si hubo taller, repasar los criterios de exito del </w:t>
+      </w:r>
+      <w:r>
+        <w:rPr>
+          <w:rFonts w:ascii="Consolas" w:hAnsi="Consolas"/>
+          <w:b w:val="0"/>
+          <w:color w:val="111111"/>
+          <w:sz w:val="21"/>
+        </w:rPr>
+        <w:t>Taller PI - Clase 13 - VetCare.docx</w:t>
+      </w:r>
+      <w:r>
+        <w:rPr>
+          <w:b w:val="0"/>
+          <w:color w:val="4A4A49"/>
+          <w:sz w:val="22"/>
+        </w:rPr>
+        <w:t xml:space="preserve"> (no estan en el deck).</w:t>
       </w:r>
     </w:p>
     <w:p>

--- a/Programacion II/Kit docente/Clase 13/Guion Docente Clase 13 - Control de excepciones.docx
+++ b/Programacion II/Kit docente/Clase 13/Guion Docente Clase 13 - Control de excepciones.docx
@@ -513,7 +513,7 @@
           <w:color w:val="4A4A49"/>
           <w:sz w:val="22"/>
         </w:rPr>
-        <w:t>DemoExcepcionesVetCare.java — class DemoExcepcionesVetCare</w:t>
+        <w:t>DemoExcepcionesClinica.java — class DemoExcepcionesClinica</w:t>
       </w:r>
       <w:r>
         <w:rPr>
@@ -531,7 +531,7 @@
           <w:color w:val="4A4A49"/>
           <w:sz w:val="22"/>
         </w:rPr>
-        <w:t>DemoExcepcionesVetCare.java — class DatoInvalidoException</w:t>
+        <w:t>DemoExcepcionesClinica.java — class DatoInvalidoException</w:t>
       </w:r>
       <w:r>
         <w:rPr>
@@ -549,7 +549,7 @@
           <w:color w:val="4A4A49"/>
           <w:sz w:val="22"/>
         </w:rPr>
-        <w:t>DemoExcepcionesVetCare.java — class Mascota (1/4)</w:t>
+        <w:t>DemoExcepcionesClinica.java — class Mascota (1/4)</w:t>
       </w:r>
       <w:r>
         <w:rPr>
@@ -567,7 +567,7 @@
           <w:color w:val="4A4A49"/>
           <w:sz w:val="22"/>
         </w:rPr>
-        <w:t>DemoExcepcionesVetCare.java — class Mascota (2/4)</w:t>
+        <w:t>DemoExcepcionesClinica.java — class Mascota (2/4)</w:t>
       </w:r>
       <w:r>
         <w:rPr>
@@ -585,7 +585,7 @@
           <w:color w:val="4A4A49"/>
           <w:sz w:val="22"/>
         </w:rPr>
-        <w:t>DemoExcepcionesVetCare.java — class Mascota (3/4)</w:t>
+        <w:t>DemoExcepcionesClinica.java — class Mascota (3/4)</w:t>
       </w:r>
       <w:r>
         <w:rPr>
@@ -603,7 +603,7 @@
           <w:color w:val="4A4A49"/>
           <w:sz w:val="22"/>
         </w:rPr>
-        <w:t>DemoExcepcionesVetCare.java — class Mascota (4/4)</w:t>
+        <w:t>DemoExcepcionesClinica.java — class Mascota (4/4)</w:t>
       </w:r>
       <w:r>
         <w:rPr>
@@ -621,7 +621,7 @@
           <w:color w:val="4A4A49"/>
           <w:sz w:val="22"/>
         </w:rPr>
-        <w:t>DemoExcepcionesVetCare.java — registrar()</w:t>
+        <w:t>DemoExcepcionesClinica.java — registrar()</w:t>
       </w:r>
       <w:r>
         <w:rPr>
@@ -639,7 +639,7 @@
           <w:color w:val="4A4A49"/>
           <w:sz w:val="22"/>
         </w:rPr>
-        <w:t>DemoExcepcionesVetCare.java — buscarNombrePorId()</w:t>
+        <w:t>DemoExcepcionesClinica.java — buscarNombrePorId()</w:t>
       </w:r>
       <w:r>
         <w:rPr>
@@ -657,7 +657,7 @@
           <w:color w:val="4A4A49"/>
           <w:sz w:val="22"/>
         </w:rPr>
-        <w:t>DemoExcepcionesVetCare.java — cargar() (1/2)</w:t>
+        <w:t>DemoExcepcionesClinica.java — cargar() (1/2)</w:t>
       </w:r>
       <w:r>
         <w:rPr>
@@ -675,7 +675,7 @@
           <w:color w:val="4A4A49"/>
           <w:sz w:val="22"/>
         </w:rPr>
-        <w:t>DemoExcepcionesVetCare.java — cargar() (2/2)</w:t>
+        <w:t>DemoExcepcionesClinica.java — cargar() (2/2)</w:t>
       </w:r>
       <w:r>
         <w:rPr>
@@ -693,7 +693,7 @@
           <w:color w:val="4A4A49"/>
           <w:sz w:val="22"/>
         </w:rPr>
-        <w:t>DemoExcepcionesVetCare.java — guardar()</w:t>
+        <w:t>DemoExcepcionesClinica.java — guardar()</w:t>
       </w:r>
       <w:r>
         <w:rPr>
@@ -711,7 +711,7 @@
           <w:color w:val="4A4A49"/>
           <w:sz w:val="22"/>
         </w:rPr>
-        <w:t>DemoExcepcionesVetCare.java — malaPractica()</w:t>
+        <w:t>DemoExcepcionesClinica.java — malaPractica()</w:t>
       </w:r>
       <w:r>
         <w:rPr>
@@ -729,7 +729,7 @@
           <w:color w:val="4A4A49"/>
           <w:sz w:val="22"/>
         </w:rPr>
-        <w:t>DemoExcepcionesVetCare.java — main() (1/3)</w:t>
+        <w:t>DemoExcepcionesClinica.java — main() (1/3)</w:t>
       </w:r>
       <w:r>
         <w:rPr>
@@ -747,7 +747,7 @@
           <w:color w:val="4A4A49"/>
           <w:sz w:val="22"/>
         </w:rPr>
-        <w:t>DemoExcepcionesVetCare.java — main() (2/3)</w:t>
+        <w:t>DemoExcepcionesClinica.java — main() (2/3)</w:t>
       </w:r>
       <w:r>
         <w:rPr>
@@ -765,7 +765,7 @@
           <w:color w:val="4A4A49"/>
           <w:sz w:val="22"/>
         </w:rPr>
-        <w:t>DemoExcepcionesVetCare.java — main() (3/3)</w:t>
+        <w:t>DemoExcepcionesClinica.java — main() (3/3)</w:t>
       </w:r>
       <w:r>
         <w:rPr>
@@ -960,7 +960,7 @@
           <w:color w:val="111111"/>
           <w:sz w:val="21"/>
         </w:rPr>
-        <w:t>Kit docente/Clase 13/Codigo/DemoExcepcionesVetCare.java</w:t>
+        <w:t>Kit docente/Clase 13/Codigo/DemoExcepcionesClinica.java</w:t>
       </w:r>
     </w:p>
     <w:p>
@@ -1043,7 +1043,7 @@
           <w:color w:val="4A4A49"/>
           <w:sz w:val="22"/>
         </w:rPr>
-        <w:t>Paso 1. Abra el proyecto VetCare en VS Code, cree el paquete vetcare.excepciones y dentro la clase DatoInvalidoException que extienda Exception con un constructor que reciba el mensaje; compile y verifique que no hay errores.</w:t>
+        <w:t>Paso 1. Abra el proyecto VetCare en VS Code, cree el paquete clinica.excepciones y dentro la clase DatoInvalidoException que extienda Exception con un constructor que reciba el mensaje; compile y verifique que no hay errores.</w:t>
       </w:r>
     </w:p>
     <w:p>

--- a/Programacion II/Kit docente/Clase 13/Guion Docente Clase 13 - Control de excepciones.docx
+++ b/Programacion II/Kit docente/Clase 13/Guion Docente Clase 13 - Control de excepciones.docx
@@ -211,23 +211,7 @@
           <w:color w:val="4A4A49"/>
           <w:sz w:val="22"/>
         </w:rPr>
-        <w:t xml:space="preserve">Todo lo que hay que decir </w:t>
-      </w:r>
-      <w:r>
-        <w:rPr>
-          <w:b/>
-          <w:color w:val="4A4A49"/>
-          <w:sz w:val="22"/>
-        </w:rPr>
-        <w:t>esta proyectado</w:t>
-      </w:r>
-      <w:r>
-        <w:rPr>
-          <w:b w:val="0"/>
-          <w:color w:val="4A4A49"/>
-          <w:sz w:val="22"/>
-        </w:rPr>
-        <w:t>. Esta seccion dice que subrayar en cada lamina, no repite su contenido.</w:t>
+        <w:t>Las ideas de cada concepto estan proyectadas y el desarrollo completo esta en las notas del presentador de su lamina. Aqui va, por lamina y en su orden, lo que hay que subrayar.</w:t>
       </w:r>
     </w:p>
     <w:p>
@@ -237,7 +221,7 @@
           <w:color w:val="4A4A49"/>
           <w:sz w:val="22"/>
         </w:rPr>
-        <w:t>Una excepcion es un objeto que Java crea en el momento exacto en que... (1/2)</w:t>
+        <w:t>[Slide 4] Qué es una excepción</w:t>
       </w:r>
       <w:r>
         <w:rPr>
@@ -245,7 +229,7 @@
           <w:color w:val="4A4A49"/>
           <w:sz w:val="22"/>
         </w:rPr>
-        <w:t xml:space="preserve"> — 3 vinetas.</w:t>
+        <w:t xml:space="preserve"> — 4 ideas proyectadas; el desarrollo, en las notas del presentador.</w:t>
       </w:r>
     </w:p>
     <w:p>
@@ -258,7 +242,7 @@
           <w:color w:val="4A4A49"/>
           <w:sz w:val="22"/>
         </w:rPr>
-        <w:t>Toda la familia cuelga de Throwable, que se divide en Error (fallas de la maquina virtual, como quedarse sin memoria, que no debemos atrapar) y Exception (fallas del programa o del entorno, que si podemos atender).</w:t>
+        <w:t>Subrayar: Toda la familia cuelga de Throwable, que se divide en Error (fallas de la maquina virtual, como quedarse sin memoria, que no debemos atrapar) y Exception (fallas del programa o del entorno, que si podemos atender).</w:t>
       </w:r>
     </w:p>
     <w:p>
@@ -268,7 +252,7 @@
           <w:color w:val="4A4A49"/>
           <w:sz w:val="22"/>
         </w:rPr>
-        <w:t>Una excepcion es un objeto que Java crea en el momento exacto en que... (2/2)</w:t>
+        <w:t>[Slide 5] Checked y unchecked</w:t>
       </w:r>
       <w:r>
         <w:rPr>
@@ -276,7 +260,7 @@
           <w:color w:val="4A4A49"/>
           <w:sz w:val="22"/>
         </w:rPr>
-        <w:t xml:space="preserve"> — 2 vinetas.</w:t>
+        <w:t xml:space="preserve"> — 4 ideas proyectadas; el desarrollo, en las notas del presentador.</w:t>
       </w:r>
     </w:p>
     <w:p>
@@ -286,7 +270,7 @@
           <w:color w:val="4A4A49"/>
           <w:sz w:val="22"/>
         </w:rPr>
-        <w:t>Java parte las excepciones en dos grupos y esa division decide cuanto... (1/2)</w:t>
+        <w:t>[Slide 6] Una excepción checked propia</w:t>
       </w:r>
       <w:r>
         <w:rPr>
@@ -294,7 +278,7 @@
           <w:color w:val="4A4A49"/>
           <w:sz w:val="22"/>
         </w:rPr>
-        <w:t xml:space="preserve"> — 4 vinetas.</w:t>
+        <w:t xml:space="preserve"> — codigo (7 lineas). Leerlo de arriba abajo y ejecutarlo en la demo.</w:t>
       </w:r>
     </w:p>
     <w:p>
@@ -304,7 +288,7 @@
           <w:color w:val="4A4A49"/>
           <w:sz w:val="22"/>
         </w:rPr>
-        <w:t>Java parte las excepciones en dos grupos y esa division decide cuanto... (2/2)</w:t>
+        <w:t>[Slide 7] Anatomía de try-catch-finally</w:t>
       </w:r>
       <w:r>
         <w:rPr>
@@ -312,25 +296,7 @@
           <w:color w:val="4A4A49"/>
           <w:sz w:val="22"/>
         </w:rPr>
-        <w:t xml:space="preserve"> — 4 vinetas.</w:t>
-      </w:r>
-    </w:p>
-    <w:p>
-      <w:r>
-        <w:rPr>
-          <w:b/>
-          <w:color w:val="4A4A49"/>
-          <w:sz w:val="22"/>
-        </w:rPr>
-        <w:t>La estructura try-catch-finally tiene una anatomia que conviene... (1/2)</w:t>
-      </w:r>
-      <w:r>
-        <w:rPr>
-          <w:b w:val="0"/>
-          <w:color w:val="4A4A49"/>
-          <w:sz w:val="22"/>
-        </w:rPr>
-        <w:t xml:space="preserve"> — 5 vinetas.</w:t>
+        <w:t xml:space="preserve"> — 4 ideas proyectadas; el desarrollo, en las notas del presentador.</w:t>
       </w:r>
     </w:p>
     <w:p>
@@ -343,7 +309,7 @@
           <w:color w:val="4A4A49"/>
           <w:sz w:val="22"/>
         </w:rPr>
-        <w:t>La estructura try-catch-finally tiene una anatomia que conviene explicar despacio.</w:t>
+        <w:t>Subrayar: La estructura try-catch-finally tiene una anatomia que conviene explicar despacio.</w:t>
       </w:r>
     </w:p>
     <w:p>
@@ -356,7 +322,7 @@
           <w:color w:val="4A4A49"/>
           <w:sz w:val="22"/>
         </w:rPr>
-        <w:t>En VetCare esto significa que si el CSV esta corrupto a la mitad, el archivo igual se cierra y la aplicacion sigue viva con las mascotas que alcanzo a leer.</w:t>
+        <w:t>Subrayar: En VetCare esto significa que si el CSV esta corrupto a la mitad, el archivo igual se cierra y la aplicacion sigue viva con las mascotas que alcanzo a leer.</w:t>
       </w:r>
     </w:p>
     <w:p>
@@ -366,7 +332,7 @@
           <w:color w:val="4A4A49"/>
           <w:sz w:val="22"/>
         </w:rPr>
-        <w:t>La estructura try-catch-finally tiene una anatomia que conviene... (2/2)</w:t>
+        <w:t>[Slide 8] registrar(): try, catch y finally</w:t>
       </w:r>
       <w:r>
         <w:rPr>
@@ -374,7 +340,7 @@
           <w:color w:val="4A4A49"/>
           <w:sz w:val="22"/>
         </w:rPr>
-        <w:t xml:space="preserve"> — 2 vinetas.</w:t>
+        <w:t xml:space="preserve"> — codigo (15 lineas). Leerlo de arriba abajo y ejecutarlo en la demo.</w:t>
       </w:r>
     </w:p>
     <w:p>
@@ -384,7 +350,7 @@
           <w:color w:val="4A4A49"/>
           <w:sz w:val="22"/>
         </w:rPr>
-        <w:t>La estructura try-catch-finally tiene una... — sintaxis</w:t>
+        <w:t>[Slide 9] finally corre aunque haya return</w:t>
       </w:r>
       <w:r>
         <w:rPr>
@@ -392,7 +358,7 @@
           <w:color w:val="4A4A49"/>
           <w:sz w:val="22"/>
         </w:rPr>
-        <w:t xml:space="preserve"> — 1 vinetas.</w:t>
+        <w:t xml:space="preserve"> — codigo (13 lineas). Leerlo de arriba abajo y ejecutarlo en la demo.</w:t>
       </w:r>
     </w:p>
     <w:p>
@@ -402,7 +368,7 @@
           <w:color w:val="4A4A49"/>
           <w:sz w:val="22"/>
         </w:rPr>
-        <w:t>Throw y throws se parecen en el nombre y hacen cosas opuestas, y esa...</w:t>
+        <w:t>[Slide 10] cargar(): del catch específico al general</w:t>
       </w:r>
       <w:r>
         <w:rPr>
@@ -410,7 +376,25 @@
           <w:color w:val="4A4A49"/>
           <w:sz w:val="22"/>
         </w:rPr>
-        <w:t xml:space="preserve"> — 2 vinetas.</w:t>
+        <w:t xml:space="preserve"> — codigo (15 lineas). Leerlo de arriba abajo y ejecutarlo en la demo.</w:t>
+      </w:r>
+    </w:p>
+    <w:p>
+      <w:r>
+        <w:rPr>
+          <w:b/>
+          <w:color w:val="4A4A49"/>
+          <w:sz w:val="22"/>
+        </w:rPr>
+        <w:t>[Slide 11] throw, throws y la excepción propia</w:t>
+      </w:r>
+      <w:r>
+        <w:rPr>
+          <w:b w:val="0"/>
+          <w:color w:val="4A4A49"/>
+          <w:sz w:val="22"/>
+        </w:rPr>
+        <w:t xml:space="preserve"> — 4 ideas proyectadas; el desarrollo, en las notas del presentador.</w:t>
       </w:r>
     </w:p>
     <w:p>
@@ -423,7 +407,7 @@
           <w:color w:val="4A4A49"/>
           <w:sz w:val="22"/>
         </w:rPr>
-        <w:t>throw y throws se parecen en el nombre y hacen cosas opuestas, y esa confusion es la que mas cuesta en el parcial. throw (sin s) es una instruccion que se ejecuta y lanza un objeto en ese instante: throw. throws (con s) es una advertencia escrita en la firma del metodo: public void setEdad(String texto) throws DatoInvalidoException, y significa 'yo no resuelvo esto, quien me llame vera que hace'.</w:t>
+        <w:t>Subrayar: throw y throws se parecen en el nombre y hacen cosas opuestas, y esa confusion es la que mas cuesta en el parcial. throw (sin s) es una instruccion que se ejecuta y lanza un objeto en ese instante: throw. throws (con s) es una advertencia escrita en la firma del metodo: public void setEdad(String texto) throws DatoInvalidoException, y significa 'yo no resuelvo esto, quien me llame vera que hace'.</w:t>
       </w:r>
     </w:p>
     <w:p>
@@ -436,7 +420,7 @@
           <w:color w:val="4A4A49"/>
           <w:sz w:val="22"/>
         </w:rPr>
-        <w:t>De ahi sale la regla de capas que usaremos en VetCare: las clases del dominio (Mascota, Dueno, Cita) validan y LANZAN, porque no saben si hay una ventana, una consola o un servidor al otro lado; la capa de interfaz (el JFrame o el menu de consola) CAPTURA y traduce ese error a un JOptionPane que el usuario entiende.</w:t>
+        <w:t>Subrayar: De ahi sale la regla de capas que usaremos en VetCare: las clases del dominio (Mascota, Dueno, Cita) validan y LANZAN, porque no saben si hay una ventana, una consola o un servidor al otro lado; la capa de interfaz (el JFrame o el menu de consola) CAPTURA y traduce ese error a un JOptionPane que el usuario entiende.</w:t>
       </w:r>
     </w:p>
     <w:p>
@@ -446,7 +430,7 @@
           <w:color w:val="4A4A49"/>
           <w:sz w:val="22"/>
         </w:rPr>
-        <w:t>Throw y throws se parecen en el nombre y... — sintaxis</w:t>
+        <w:t>[Slide 12] setEdad(): validar y lanzar</w:t>
       </w:r>
       <w:r>
         <w:rPr>
@@ -454,7 +438,7 @@
           <w:color w:val="4A4A49"/>
           <w:sz w:val="22"/>
         </w:rPr>
-        <w:t xml:space="preserve"> — 1 vinetas.</w:t>
+        <w:t xml:space="preserve"> — codigo (16 lineas). Leerlo de arriba abajo y ejecutarlo en la demo.</w:t>
       </w:r>
     </w:p>
     <w:p>
@@ -464,7 +448,7 @@
           <w:color w:val="4A4A49"/>
           <w:sz w:val="22"/>
         </w:rPr>
-        <w:t>El catch vacio, ese catch (Exception e) { } que aparece cuando VS Code... (1/2)</w:t>
+        <w:t>[Slide 13] El catch vacío</w:t>
       </w:r>
       <w:r>
         <w:rPr>
@@ -472,7 +456,7 @@
           <w:color w:val="4A4A49"/>
           <w:sz w:val="22"/>
         </w:rPr>
-        <w:t xml:space="preserve"> — 3 vinetas.</w:t>
+        <w:t xml:space="preserve"> — 4 ideas proyectadas; el desarrollo, en las notas del presentador.</w:t>
       </w:r>
     </w:p>
     <w:p>
@@ -485,7 +469,7 @@
           <w:color w:val="4A4A49"/>
           <w:sz w:val="22"/>
         </w:rPr>
-        <w:t>Y la mejor excepcion es la que no ocurre: validar antes de convertir (revisar null, aplicar trim, verificar isEmpty y comprobar el rango) evita el 80 por ciento de los try-catch de VetCare y hace que el codigo se lea como las reglas del negocio.</w:t>
+        <w:t>Subrayar: Y la mejor excepcion es la que no ocurre: validar antes de convertir (revisar null, aplicar trim, verificar isEmpty y comprobar el rango) evita el 80 por ciento de los try-catch de VetCare y hace que el codigo se lea como las reglas del negocio.</w:t>
       </w:r>
     </w:p>
     <w:p>
@@ -495,7 +479,7 @@
           <w:color w:val="4A4A49"/>
           <w:sz w:val="22"/>
         </w:rPr>
-        <w:t>El catch vacio, ese catch (Exception e) { } que aparece cuando VS Code... (2/2)</w:t>
+        <w:t>[Slide 14] malaPractica(): así no</w:t>
       </w:r>
       <w:r>
         <w:rPr>
@@ -503,277 +487,43 @@
           <w:color w:val="4A4A49"/>
           <w:sz w:val="22"/>
         </w:rPr>
-        <w:t xml:space="preserve"> — 3 vinetas.</w:t>
+        <w:t xml:space="preserve"> — codigo (12 lineas). Leerlo de arriba abajo y ejecutarlo en la demo.</w:t>
       </w:r>
     </w:p>
     <w:p>
+      <w:pPr>
+        <w:spacing w:before="200" w:after="60"/>
+      </w:pPr>
       <w:r>
         <w:rPr>
           <w:b/>
-          <w:color w:val="4A4A49"/>
-          <w:sz w:val="22"/>
+          <w:color w:val="1A1C1D"/>
+          <w:sz w:val="32"/>
         </w:rPr>
-        <w:t>DemoExcepcionesClinica.java — class DemoExcepcionesClinica</w:t>
+        <w:t>Errores tipicos del docente que no domina el tema</w:t>
       </w:r>
+    </w:p>
+    <w:p>
       <w:r>
         <w:rPr>
           <w:b w:val="0"/>
           <w:color w:val="4A4A49"/>
           <w:sz w:val="22"/>
         </w:rPr>
-        <w:t xml:space="preserve"> — 5 vinetas.</w:t>
+        <w:t>Material de preparacion: no se proyecta.</w:t>
       </w:r>
     </w:p>
     <w:p>
-      <w:r>
-        <w:rPr>
-          <w:b/>
-          <w:color w:val="4A4A49"/>
-          <w:sz w:val="22"/>
-        </w:rPr>
-        <w:t>DemoExcepcionesClinica.java — class DatoInvalidoException</w:t>
-      </w:r>
+      <w:pPr>
+        <w:pStyle w:val="ListBullet"/>
+      </w:pPr>
       <w:r>
         <w:rPr>
           <w:b w:val="0"/>
           <w:color w:val="4A4A49"/>
           <w:sz w:val="22"/>
         </w:rPr>
-        <w:t xml:space="preserve"> — 8 vinetas.</w:t>
-      </w:r>
-    </w:p>
-    <w:p>
-      <w:r>
-        <w:rPr>
-          <w:b/>
-          <w:color w:val="4A4A49"/>
-          <w:sz w:val="22"/>
-        </w:rPr>
-        <w:t>DemoExcepcionesClinica.java — class Mascota (1/4)</w:t>
-      </w:r>
-      <w:r>
-        <w:rPr>
-          <w:b w:val="0"/>
-          <w:color w:val="4A4A49"/>
-          <w:sz w:val="22"/>
-        </w:rPr>
-        <w:t xml:space="preserve"> — 20 vinetas.</w:t>
-      </w:r>
-    </w:p>
-    <w:p>
-      <w:r>
-        <w:rPr>
-          <w:b/>
-          <w:color w:val="4A4A49"/>
-          <w:sz w:val="22"/>
-        </w:rPr>
-        <w:t>DemoExcepcionesClinica.java — class Mascota (2/4)</w:t>
-      </w:r>
-      <w:r>
-        <w:rPr>
-          <w:b w:val="0"/>
-          <w:color w:val="4A4A49"/>
-          <w:sz w:val="22"/>
-        </w:rPr>
-        <w:t xml:space="preserve"> — 20 vinetas.</w:t>
-      </w:r>
-    </w:p>
-    <w:p>
-      <w:r>
-        <w:rPr>
-          <w:b/>
-          <w:color w:val="4A4A49"/>
-          <w:sz w:val="22"/>
-        </w:rPr>
-        <w:t>DemoExcepcionesClinica.java — class Mascota (3/4)</w:t>
-      </w:r>
-      <w:r>
-        <w:rPr>
-          <w:b w:val="0"/>
-          <w:color w:val="4A4A49"/>
-          <w:sz w:val="22"/>
-        </w:rPr>
-        <w:t xml:space="preserve"> — 20 vinetas.</w:t>
-      </w:r>
-    </w:p>
-    <w:p>
-      <w:r>
-        <w:rPr>
-          <w:b/>
-          <w:color w:val="4A4A49"/>
-          <w:sz w:val="22"/>
-        </w:rPr>
-        <w:t>DemoExcepcionesClinica.java — class Mascota (4/4)</w:t>
-      </w:r>
-      <w:r>
-        <w:rPr>
-          <w:b w:val="0"/>
-          <w:color w:val="4A4A49"/>
-          <w:sz w:val="22"/>
-        </w:rPr>
-        <w:t xml:space="preserve"> — 10 vinetas.</w:t>
-      </w:r>
-    </w:p>
-    <w:p>
-      <w:r>
-        <w:rPr>
-          <w:b/>
-          <w:color w:val="4A4A49"/>
-          <w:sz w:val="22"/>
-        </w:rPr>
-        <w:t>DemoExcepcionesClinica.java — registrar()</w:t>
-      </w:r>
-      <w:r>
-        <w:rPr>
-          <w:b w:val="0"/>
-          <w:color w:val="4A4A49"/>
-          <w:sz w:val="22"/>
-        </w:rPr>
-        <w:t xml:space="preserve"> — 16 vinetas.</w:t>
-      </w:r>
-    </w:p>
-    <w:p>
-      <w:r>
-        <w:rPr>
-          <w:b/>
-          <w:color w:val="4A4A49"/>
-          <w:sz w:val="22"/>
-        </w:rPr>
-        <w:t>DemoExcepcionesClinica.java — buscarNombrePorId()</w:t>
-      </w:r>
-      <w:r>
-        <w:rPr>
-          <w:b w:val="0"/>
-          <w:color w:val="4A4A49"/>
-          <w:sz w:val="22"/>
-        </w:rPr>
-        <w:t xml:space="preserve"> — 14 vinetas.</w:t>
-      </w:r>
-    </w:p>
-    <w:p>
-      <w:r>
-        <w:rPr>
-          <w:b/>
-          <w:color w:val="4A4A49"/>
-          <w:sz w:val="22"/>
-        </w:rPr>
-        <w:t>DemoExcepcionesClinica.java — cargar() (1/2)</w:t>
-      </w:r>
-      <w:r>
-        <w:rPr>
-          <w:b w:val="0"/>
-          <w:color w:val="4A4A49"/>
-          <w:sz w:val="22"/>
-        </w:rPr>
-        <w:t xml:space="preserve"> — 20 vinetas.</w:t>
-      </w:r>
-    </w:p>
-    <w:p>
-      <w:r>
-        <w:rPr>
-          <w:b/>
-          <w:color w:val="4A4A49"/>
-          <w:sz w:val="22"/>
-        </w:rPr>
-        <w:t>DemoExcepcionesClinica.java — cargar() (2/2)</w:t>
-      </w:r>
-      <w:r>
-        <w:rPr>
-          <w:b w:val="0"/>
-          <w:color w:val="4A4A49"/>
-          <w:sz w:val="22"/>
-        </w:rPr>
-        <w:t xml:space="preserve"> — 7 vinetas.</w:t>
-      </w:r>
-    </w:p>
-    <w:p>
-      <w:r>
-        <w:rPr>
-          <w:b/>
-          <w:color w:val="4A4A49"/>
-          <w:sz w:val="22"/>
-        </w:rPr>
-        <w:t>DemoExcepcionesClinica.java — guardar()</w:t>
-      </w:r>
-      <w:r>
-        <w:rPr>
-          <w:b w:val="0"/>
-          <w:color w:val="4A4A49"/>
-          <w:sz w:val="22"/>
-        </w:rPr>
-        <w:t xml:space="preserve"> — 16 vinetas.</w:t>
-      </w:r>
-    </w:p>
-    <w:p>
-      <w:r>
-        <w:rPr>
-          <w:b/>
-          <w:color w:val="4A4A49"/>
-          <w:sz w:val="22"/>
-        </w:rPr>
-        <w:t>DemoExcepcionesClinica.java — malaPractica()</w:t>
-      </w:r>
-      <w:r>
-        <w:rPr>
-          <w:b w:val="0"/>
-          <w:color w:val="4A4A49"/>
-          <w:sz w:val="22"/>
-        </w:rPr>
-        <w:t xml:space="preserve"> — 12 vinetas.</w:t>
-      </w:r>
-    </w:p>
-    <w:p>
-      <w:r>
-        <w:rPr>
-          <w:b/>
-          <w:color w:val="4A4A49"/>
-          <w:sz w:val="22"/>
-        </w:rPr>
-        <w:t>DemoExcepcionesClinica.java — main() (1/3)</w:t>
-      </w:r>
-      <w:r>
-        <w:rPr>
-          <w:b w:val="0"/>
-          <w:color w:val="4A4A49"/>
-          <w:sz w:val="22"/>
-        </w:rPr>
-        <w:t xml:space="preserve"> — 20 vinetas.</w:t>
-      </w:r>
-    </w:p>
-    <w:p>
-      <w:r>
-        <w:rPr>
-          <w:b/>
-          <w:color w:val="4A4A49"/>
-          <w:sz w:val="22"/>
-        </w:rPr>
-        <w:t>DemoExcepcionesClinica.java — main() (2/3)</w:t>
-      </w:r>
-      <w:r>
-        <w:rPr>
-          <w:b w:val="0"/>
-          <w:color w:val="4A4A49"/>
-          <w:sz w:val="22"/>
-        </w:rPr>
-        <w:t xml:space="preserve"> — 20 vinetas.</w:t>
-      </w:r>
-    </w:p>
-    <w:p>
-      <w:r>
-        <w:rPr>
-          <w:b/>
-          <w:color w:val="4A4A49"/>
-          <w:sz w:val="22"/>
-        </w:rPr>
-        <w:t>DemoExcepcionesClinica.java — main() (3/3)</w:t>
-      </w:r>
-      <w:r>
-        <w:rPr>
-          <w:b w:val="0"/>
-          <w:color w:val="4A4A49"/>
-          <w:sz w:val="22"/>
-        </w:rPr>
-        <w:t xml:space="preserve"> — 8 vinetas.</w:t>
+        <w:t>Error tipico del docente que no domina el tema: envolver todo el main en un unico try { ... } catch (Exception e) { } gigante y anunciarle al grupo que 'el programa ya quedo blindado'. Lo que quedo fue ciego: cualquier falla, venga del archivo o de la edad, cae en el mismo saco, se pierde la causa y el usuario no recibe ningun mensaje util. Otras variantes del mismo error son usar excepciones para controlar el flujo normal (lanzar una excepcion para decir que la busqueda no encontro la mascota, en vez de devolver null o un Optional), atrapar Throwable o Error creyendo que 'asi cubro todo', y explicar que las excepciones 'son cuando el programa se dana', lo cual deja al estudiante sin la idea clave: la excepcion es un canal de comunicacion entre la capa que detecta el problema y la capa que sabe como responderle al humano. Antes de la clase practique tres cosas en VS Code: provocar el error de compilacion por catch mal ordenado, mostrar que finally se ejecuta incluso cuando el try hace return, y borrar datos/mascotas.csv para que el grupo vea la diferencia entre FileNotFoundException y IOException; son las tres preguntas que el grupo siempre hace.</w:t>
       </w:r>
     </w:p>
     <w:p>

--- a/Programacion II/Kit docente/Clase 13/Guion Docente Clase 13 - Control de excepciones.docx
+++ b/Programacion II/Kit docente/Clase 13/Guion Docente Clase 13 - Control de excepciones.docx
@@ -278,7 +278,7 @@
           <w:color w:val="4A4A49"/>
           <w:sz w:val="22"/>
         </w:rPr>
-        <w:t xml:space="preserve"> — codigo (7 lineas). Leerlo de arriba abajo y ejecutarlo en la demo.</w:t>
+        <w:t xml:space="preserve"> — programa completo (24 lineas): se copia en Main.java y corre solo. Leerlo de arriba abajo y ejecutarlo; la salida esperada esta en las notas del presentador.</w:t>
       </w:r>
     </w:p>
     <w:p>
@@ -340,7 +340,7 @@
           <w:color w:val="4A4A49"/>
           <w:sz w:val="22"/>
         </w:rPr>
-        <w:t xml:space="preserve"> — codigo (15 lineas). Leerlo de arriba abajo y ejecutarlo en la demo.</w:t>
+        <w:t xml:space="preserve"> — programa completo (47 lineas): se copia en Main.java y corre solo. Leerlo de arriba abajo y ejecutarlo; la salida esperada esta en las notas del presentador.</w:t>
       </w:r>
     </w:p>
     <w:p>
@@ -358,7 +358,7 @@
           <w:color w:val="4A4A49"/>
           <w:sz w:val="22"/>
         </w:rPr>
-        <w:t xml:space="preserve"> — codigo (13 lineas). Leerlo de arriba abajo y ejecutarlo en la demo.</w:t>
+        <w:t xml:space="preserve"> — programa completo (41 lineas): se copia en Main.java y corre solo. Leerlo de arriba abajo y ejecutarlo; la salida esperada esta en las notas del presentador.</w:t>
       </w:r>
     </w:p>
     <w:p>
@@ -376,7 +376,7 @@
           <w:color w:val="4A4A49"/>
           <w:sz w:val="22"/>
         </w:rPr>
-        <w:t xml:space="preserve"> — codigo (15 lineas). Leerlo de arriba abajo y ejecutarlo en la demo.</w:t>
+        <w:t xml:space="preserve"> — programa completo (43 lineas): se copia en Main.java y corre solo. Leerlo de arriba abajo y ejecutarlo; la salida esperada esta en las notas del presentador.</w:t>
       </w:r>
     </w:p>
     <w:p>
@@ -438,7 +438,7 @@
           <w:color w:val="4A4A49"/>
           <w:sz w:val="22"/>
         </w:rPr>
-        <w:t xml:space="preserve"> — codigo (16 lineas). Leerlo de arriba abajo y ejecutarlo en la demo.</w:t>
+        <w:t xml:space="preserve"> — programa completo (43 lineas): se copia en Main.java y corre solo. Leerlo de arriba abajo y ejecutarlo; la salida esperada esta en las notas del presentador.</w:t>
       </w:r>
     </w:p>
     <w:p>
@@ -487,7 +487,7 @@
           <w:color w:val="4A4A49"/>
           <w:sz w:val="22"/>
         </w:rPr>
-        <w:t xml:space="preserve"> — codigo (12 lineas). Leerlo de arriba abajo y ejecutarlo en la demo.</w:t>
+        <w:t xml:space="preserve"> — programa completo (39 lineas): se copia en Main.java y corre solo. Leerlo de arriba abajo y ejecutarlo; la salida esperada esta en las notas del presentador.</w:t>
       </w:r>
     </w:p>
     <w:p>
